--- a/tillsyn/A 24054-2025 tillsynsbegäran.docx
+++ b/tillsyn/A 24054-2025 tillsynsbegäran.docx
@@ -35,7 +35,7 @@
     </w:p>
     <w:p>
       <w:r>
-        <w:t>I avverkningsanmälan har följande 9 naturvårdsarter hittats: knärot (VU, §8), garnlav (NT), tretåig hackspett (NT, §4), dropptaggsvamp (S), spindelblomster (S, §8), vedticka (S), kungsfågel (§4), tjäder (§4) och revlummer (§9). Av dessa är 3 rödlistade. För rödlistade arter har rödlistekategorin angivits inom parentes. Arter som är signalarter enligt Skogsstyrelsen har markerats med (S). För fridlysta arter anges även paragrafen i Artskyddsförordningen som arten är fridlyst enligt.</w:t>
+        <w:t>I avverkningsanmälan har följande 10 naturvårdsarter hittats: knärot (VU, §8), garnlav (NT), mörk kolflarnlav (NT), tretåig hackspett (NT, §4), dropptaggsvamp (S), spindelblomster (S, §8), vedticka (S), kungsfågel (§4), tjäder (§4) och revlummer (§9). Av dessa är 4 rödlistade. För rödlistade arter har rödlistekategorin angivits inom parentes. Arter som är signalarter enligt Skogsstyrelsen har markerats med (S). För fridlysta arter anges även paragrafen i Artskyddsförordningen som arten är fridlyst enligt.</w:t>
       </w:r>
     </w:p>
     <w:p>
@@ -99,6 +99,17 @@
       </w:r>
       <w:r>
         <w:t xml:space="preserve"> är en utpräglad barrskogsart som ibland kan drapera träden i norrländska grannaturskogar med hög luftfuktighet. Den förekommer även i talldominerade bestånd där den, förutom i trädens grenverk, påträffas hängande över ojämnheter i tallbarken. Arten har minskat starkt i södra och mellersta Sverige och den minskar även i sitt nordliga utbredningsområde. Orsaken till tillbakagången beror främst på slutavverkningar av naturskogsartade skogar. Bestånd med riklig förekomst bör regelmässigt sparas. Garnlav är värdväxt för den mycket sällsynta och akut hotade fjärilen barrskogslavfly (CR) som hör hemma i boreala barrskogar med riklig förekomst av värdväxten. Tidigare kunde arten konstateras årligen på flera platser vid Dala-Floda i Dalarna innan lokalerna kalavverkades. Senaste fyndet i landet av barrskogslavfly är från år 2000 då den påträffades vid Högberget i Sollefteå kommun (SLU Artdatabanken, 2024).</w:t>
+      </w:r>
+    </w:p>
+    <w:p>
+      <w:r>
+        <w:rPr>
+          <w:b/>
+        </w:rPr>
+        <w:t>Mörk kolflarnlav (NT)</w:t>
+      </w:r>
+      <w:r>
+        <w:t xml:space="preserve"> är brandberoende och växer nästan uteslutande på kolad hård kärnved av tall. Arten förekommer främst i glesa, öppna tall- och blandbarrskogar av naturskogskaraktär och etableringen verkar ske sent efter brand, kanske först efter 100–300 år. Mörk kolflarnlav indikerar skog med höga naturvärden och vanligast är att den påträffas på rester av nedbrunna torrakor och högstubbar och lågstubbar som är så grova att hela innandömet är urbränt. Tall- och blandbarrskogar av naturskogskaraktär med spår av återkommande bränder hyser höga biologiska värden och bör skyddas (SLU Artdatabanken, 2024).</w:t>
       </w:r>
     </w:p>
     <w:p>
@@ -722,7 +733,7 @@
     <w:r>
       <w:tab/>
       <w:tab/>
-      <w:t>2025-06-18</w:t>
+      <w:t>2025-06-19</w:t>
       <w:br/>
       <w:br/>
     </w:r>

--- a/tillsyn/A 24054-2025 tillsynsbegäran.docx
+++ b/tillsyn/A 24054-2025 tillsynsbegäran.docx
@@ -733,7 +733,7 @@
     <w:r>
       <w:tab/>
       <w:tab/>
-      <w:t>2025-06-19</w:t>
+      <w:t>2025-06-20</w:t>
       <w:br/>
       <w:br/>
     </w:r>

--- a/tillsyn/A 24054-2025 tillsynsbegäran.docx
+++ b/tillsyn/A 24054-2025 tillsynsbegäran.docx
@@ -733,7 +733,7 @@
     <w:r>
       <w:tab/>
       <w:tab/>
-      <w:t>2025-06-20</w:t>
+      <w:t>2025-06-21</w:t>
       <w:br/>
       <w:br/>
     </w:r>

--- a/tillsyn/A 24054-2025 tillsynsbegäran.docx
+++ b/tillsyn/A 24054-2025 tillsynsbegäran.docx
@@ -733,7 +733,7 @@
     <w:r>
       <w:tab/>
       <w:tab/>
-      <w:t>2025-06-21</w:t>
+      <w:t>2025-06-22</w:t>
       <w:br/>
       <w:br/>
     </w:r>

--- a/tillsyn/A 24054-2025 tillsynsbegäran.docx
+++ b/tillsyn/A 24054-2025 tillsynsbegäran.docx
@@ -733,7 +733,7 @@
     <w:r>
       <w:tab/>
       <w:tab/>
-      <w:t>2025-06-22</w:t>
+      <w:t>2025-06-23</w:t>
       <w:br/>
       <w:br/>
     </w:r>

--- a/tillsyn/A 24054-2025 tillsynsbegäran.docx
+++ b/tillsyn/A 24054-2025 tillsynsbegäran.docx
@@ -733,7 +733,7 @@
     <w:r>
       <w:tab/>
       <w:tab/>
-      <w:t>2025-06-23</w:t>
+      <w:t>2025-06-24</w:t>
       <w:br/>
       <w:br/>
     </w:r>

--- a/tillsyn/A 24054-2025 tillsynsbegäran.docx
+++ b/tillsyn/A 24054-2025 tillsynsbegäran.docx
@@ -733,7 +733,7 @@
     <w:r>
       <w:tab/>
       <w:tab/>
-      <w:t>2025-06-24</w:t>
+      <w:t>2025-06-25</w:t>
       <w:br/>
       <w:br/>
     </w:r>

--- a/tillsyn/A 24054-2025 tillsynsbegäran.docx
+++ b/tillsyn/A 24054-2025 tillsynsbegäran.docx
@@ -733,7 +733,7 @@
     <w:r>
       <w:tab/>
       <w:tab/>
-      <w:t>2025-06-25</w:t>
+      <w:t>2025-06-26</w:t>
       <w:br/>
       <w:br/>
     </w:r>

--- a/tillsyn/A 24054-2025 tillsynsbegäran.docx
+++ b/tillsyn/A 24054-2025 tillsynsbegäran.docx
@@ -733,7 +733,7 @@
     <w:r>
       <w:tab/>
       <w:tab/>
-      <w:t>2025-06-26</w:t>
+      <w:t>2025-06-27</w:t>
       <w:br/>
       <w:br/>
     </w:r>

--- a/tillsyn/A 24054-2025 tillsynsbegäran.docx
+++ b/tillsyn/A 24054-2025 tillsynsbegäran.docx
@@ -733,7 +733,7 @@
     <w:r>
       <w:tab/>
       <w:tab/>
-      <w:t>2025-06-27</w:t>
+      <w:t>2025-06-28</w:t>
       <w:br/>
       <w:br/>
     </w:r>

--- a/tillsyn/A 24054-2025 tillsynsbegäran.docx
+++ b/tillsyn/A 24054-2025 tillsynsbegäran.docx
@@ -733,7 +733,7 @@
     <w:r>
       <w:tab/>
       <w:tab/>
-      <w:t>2025-06-28</w:t>
+      <w:t>2025-06-29</w:t>
       <w:br/>
       <w:br/>
     </w:r>

--- a/tillsyn/A 24054-2025 tillsynsbegäran.docx
+++ b/tillsyn/A 24054-2025 tillsynsbegäran.docx
@@ -733,7 +733,7 @@
     <w:r>
       <w:tab/>
       <w:tab/>
-      <w:t>2025-06-29</w:t>
+      <w:t>2025-06-30</w:t>
       <w:br/>
       <w:br/>
     </w:r>

--- a/tillsyn/A 24054-2025 tillsynsbegäran.docx
+++ b/tillsyn/A 24054-2025 tillsynsbegäran.docx
@@ -733,7 +733,7 @@
     <w:r>
       <w:tab/>
       <w:tab/>
-      <w:t>2025-06-30</w:t>
+      <w:t>2025-07-01</w:t>
       <w:br/>
       <w:br/>
     </w:r>

--- a/tillsyn/A 24054-2025 tillsynsbegäran.docx
+++ b/tillsyn/A 24054-2025 tillsynsbegäran.docx
@@ -733,7 +733,7 @@
     <w:r>
       <w:tab/>
       <w:tab/>
-      <w:t>2025-07-01</w:t>
+      <w:t>2025-07-02</w:t>
       <w:br/>
       <w:br/>
     </w:r>

--- a/tillsyn/A 24054-2025 tillsynsbegäran.docx
+++ b/tillsyn/A 24054-2025 tillsynsbegäran.docx
@@ -733,7 +733,7 @@
     <w:r>
       <w:tab/>
       <w:tab/>
-      <w:t>2025-07-02</w:t>
+      <w:t>2025-07-03</w:t>
       <w:br/>
       <w:br/>
     </w:r>

--- a/tillsyn/A 24054-2025 tillsynsbegäran.docx
+++ b/tillsyn/A 24054-2025 tillsynsbegäran.docx
@@ -733,7 +733,7 @@
     <w:r>
       <w:tab/>
       <w:tab/>
-      <w:t>2025-07-03</w:t>
+      <w:t>2025-07-04</w:t>
       <w:br/>
       <w:br/>
     </w:r>

--- a/tillsyn/A 24054-2025 tillsynsbegäran.docx
+++ b/tillsyn/A 24054-2025 tillsynsbegäran.docx
@@ -733,7 +733,7 @@
     <w:r>
       <w:tab/>
       <w:tab/>
-      <w:t>2025-07-04</w:t>
+      <w:t>2025-07-05</w:t>
       <w:br/>
       <w:br/>
     </w:r>

--- a/tillsyn/A 24054-2025 tillsynsbegäran.docx
+++ b/tillsyn/A 24054-2025 tillsynsbegäran.docx
@@ -733,7 +733,7 @@
     <w:r>
       <w:tab/>
       <w:tab/>
-      <w:t>2025-07-05</w:t>
+      <w:t>2025-07-06</w:t>
       <w:br/>
       <w:br/>
     </w:r>

--- a/tillsyn/A 24054-2025 tillsynsbegäran.docx
+++ b/tillsyn/A 24054-2025 tillsynsbegäran.docx
@@ -733,7 +733,7 @@
     <w:r>
       <w:tab/>
       <w:tab/>
-      <w:t>2025-07-06</w:t>
+      <w:t>2025-07-07</w:t>
       <w:br/>
       <w:br/>
     </w:r>

--- a/tillsyn/A 24054-2025 tillsynsbegäran.docx
+++ b/tillsyn/A 24054-2025 tillsynsbegäran.docx
@@ -733,7 +733,7 @@
     <w:r>
       <w:tab/>
       <w:tab/>
-      <w:t>2025-07-07</w:t>
+      <w:t>2025-07-08</w:t>
       <w:br/>
       <w:br/>
     </w:r>

--- a/tillsyn/A 24054-2025 tillsynsbegäran.docx
+++ b/tillsyn/A 24054-2025 tillsynsbegäran.docx
@@ -733,7 +733,7 @@
     <w:r>
       <w:tab/>
       <w:tab/>
-      <w:t>2025-07-08</w:t>
+      <w:t>2025-07-09</w:t>
       <w:br/>
       <w:br/>
     </w:r>

--- a/tillsyn/A 24054-2025 tillsynsbegäran.docx
+++ b/tillsyn/A 24054-2025 tillsynsbegäran.docx
@@ -733,7 +733,7 @@
     <w:r>
       <w:tab/>
       <w:tab/>
-      <w:t>2025-07-09</w:t>
+      <w:t>2025-07-11</w:t>
       <w:br/>
       <w:br/>
     </w:r>

--- a/tillsyn/A 24054-2025 tillsynsbegäran.docx
+++ b/tillsyn/A 24054-2025 tillsynsbegäran.docx
@@ -733,7 +733,7 @@
     <w:r>
       <w:tab/>
       <w:tab/>
-      <w:t>2025-07-11</w:t>
+      <w:t>2025-07-12</w:t>
       <w:br/>
       <w:br/>
     </w:r>

--- a/tillsyn/A 24054-2025 tillsynsbegäran.docx
+++ b/tillsyn/A 24054-2025 tillsynsbegäran.docx
@@ -733,7 +733,7 @@
     <w:r>
       <w:tab/>
       <w:tab/>
-      <w:t>2025-07-12</w:t>
+      <w:t>2025-07-13</w:t>
       <w:br/>
       <w:br/>
     </w:r>

--- a/tillsyn/A 24054-2025 tillsynsbegäran.docx
+++ b/tillsyn/A 24054-2025 tillsynsbegäran.docx
@@ -733,7 +733,7 @@
     <w:r>
       <w:tab/>
       <w:tab/>
-      <w:t>2025-07-13</w:t>
+      <w:t>2025-07-14</w:t>
       <w:br/>
       <w:br/>
     </w:r>

--- a/tillsyn/A 24054-2025 tillsynsbegäran.docx
+++ b/tillsyn/A 24054-2025 tillsynsbegäran.docx
@@ -771,7 +771,7 @@
     <w:r>
       <w:tab/>
       <w:tab/>
-      <w:t>2025-08-06</w:t>
+      <w:t>2025-08-09</w:t>
       <w:br/>
       <w:br/>
     </w:r>

--- a/tillsyn/A 24054-2025 tillsynsbegäran.docx
+++ b/tillsyn/A 24054-2025 tillsynsbegäran.docx
@@ -12,7 +12,7 @@
     </w:p>
     <w:p>
       <w:r>
-        <w:t>Detta dokument behandlar höga naturvärden i avverkningsanmälan A 24054-2025 i Ånge kommun. Denna avverkningsanmälan inkom 2025-05-19 och omfattar 4,7 ha.</w:t>
+        <w:t>Detta dokument behandlar höga naturvärden i avverkningsanmälan A 24054-2025 i Ånge kommun. Denna avverkningsanmälan inkom 2025-05-19 12:03:28 och omfattar 4,7 ha.</w:t>
       </w:r>
     </w:p>
     <w:p>

--- a/tillsyn/A 24054-2025 tillsynsbegäran.docx
+++ b/tillsyn/A 24054-2025 tillsynsbegäran.docx
@@ -771,7 +771,7 @@
     <w:r>
       <w:tab/>
       <w:tab/>
-      <w:t>2025-08-09</w:t>
+      <w:t>2025-08-10</w:t>
       <w:br/>
       <w:br/>
     </w:r>

--- a/tillsyn/A 24054-2025 tillsynsbegäran.docx
+++ b/tillsyn/A 24054-2025 tillsynsbegäran.docx
@@ -771,7 +771,7 @@
     <w:r>
       <w:tab/>
       <w:tab/>
-      <w:t>2025-08-10</w:t>
+      <w:t>2025-08-11</w:t>
       <w:br/>
       <w:br/>
     </w:r>

--- a/tillsyn/A 24054-2025 tillsynsbegäran.docx
+++ b/tillsyn/A 24054-2025 tillsynsbegäran.docx
@@ -771,7 +771,7 @@
     <w:r>
       <w:tab/>
       <w:tab/>
-      <w:t>2025-08-11</w:t>
+      <w:t>2025-08-12</w:t>
       <w:br/>
       <w:br/>
     </w:r>

--- a/tillsyn/A 24054-2025 tillsynsbegäran.docx
+++ b/tillsyn/A 24054-2025 tillsynsbegäran.docx
@@ -771,7 +771,7 @@
     <w:r>
       <w:tab/>
       <w:tab/>
-      <w:t>2025-08-12</w:t>
+      <w:t>2025-08-13</w:t>
       <w:br/>
       <w:br/>
     </w:r>

--- a/tillsyn/A 24054-2025 tillsynsbegäran.docx
+++ b/tillsyn/A 24054-2025 tillsynsbegäran.docx
@@ -771,7 +771,7 @@
     <w:r>
       <w:tab/>
       <w:tab/>
-      <w:t>2025-08-13</w:t>
+      <w:t>2025-08-14</w:t>
       <w:br/>
       <w:br/>
     </w:r>

--- a/tillsyn/A 24054-2025 tillsynsbegäran.docx
+++ b/tillsyn/A 24054-2025 tillsynsbegäran.docx
@@ -771,7 +771,7 @@
     <w:r>
       <w:tab/>
       <w:tab/>
-      <w:t>2025-08-14</w:t>
+      <w:t>2025-08-15</w:t>
       <w:br/>
       <w:br/>
     </w:r>

--- a/tillsyn/A 24054-2025 tillsynsbegäran.docx
+++ b/tillsyn/A 24054-2025 tillsynsbegäran.docx
@@ -771,7 +771,7 @@
     <w:r>
       <w:tab/>
       <w:tab/>
-      <w:t>2025-08-15</w:t>
+      <w:t>2025-08-16</w:t>
       <w:br/>
       <w:br/>
     </w:r>

--- a/tillsyn/A 24054-2025 tillsynsbegäran.docx
+++ b/tillsyn/A 24054-2025 tillsynsbegäran.docx
@@ -771,7 +771,7 @@
     <w:r>
       <w:tab/>
       <w:tab/>
-      <w:t>2025-08-16</w:t>
+      <w:t>2025-08-17</w:t>
       <w:br/>
       <w:br/>
     </w:r>

--- a/tillsyn/A 24054-2025 tillsynsbegäran.docx
+++ b/tillsyn/A 24054-2025 tillsynsbegäran.docx
@@ -771,7 +771,7 @@
     <w:r>
       <w:tab/>
       <w:tab/>
-      <w:t>2025-08-17</w:t>
+      <w:t>2025-08-18</w:t>
       <w:br/>
       <w:br/>
     </w:r>

--- a/tillsyn/A 24054-2025 tillsynsbegäran.docx
+++ b/tillsyn/A 24054-2025 tillsynsbegäran.docx
@@ -771,7 +771,7 @@
     <w:r>
       <w:tab/>
       <w:tab/>
-      <w:t>2025-08-18</w:t>
+      <w:t>2025-08-19</w:t>
       <w:br/>
       <w:br/>
     </w:r>

--- a/tillsyn/A 24054-2025 tillsynsbegäran.docx
+++ b/tillsyn/A 24054-2025 tillsynsbegäran.docx
@@ -771,7 +771,7 @@
     <w:r>
       <w:tab/>
       <w:tab/>
-      <w:t>2025-08-19</w:t>
+      <w:t>2025-08-20</w:t>
       <w:br/>
       <w:br/>
     </w:r>

--- a/tillsyn/A 24054-2025 tillsynsbegäran.docx
+++ b/tillsyn/A 24054-2025 tillsynsbegäran.docx
@@ -771,7 +771,7 @@
     <w:r>
       <w:tab/>
       <w:tab/>
-      <w:t>2025-08-20</w:t>
+      <w:t>2025-08-21</w:t>
       <w:br/>
       <w:br/>
     </w:r>

--- a/tillsyn/A 24054-2025 tillsynsbegäran.docx
+++ b/tillsyn/A 24054-2025 tillsynsbegäran.docx
@@ -771,7 +771,7 @@
     <w:r>
       <w:tab/>
       <w:tab/>
-      <w:t>2025-08-21</w:t>
+      <w:t>2025-08-22</w:t>
       <w:br/>
       <w:br/>
     </w:r>

--- a/tillsyn/A 24054-2025 tillsynsbegäran.docx
+++ b/tillsyn/A 24054-2025 tillsynsbegäran.docx
@@ -771,7 +771,7 @@
     <w:r>
       <w:tab/>
       <w:tab/>
-      <w:t>2025-08-22</w:t>
+      <w:t>2025-08-23</w:t>
       <w:br/>
       <w:br/>
     </w:r>

--- a/tillsyn/A 24054-2025 tillsynsbegäran.docx
+++ b/tillsyn/A 24054-2025 tillsynsbegäran.docx
@@ -771,7 +771,7 @@
     <w:r>
       <w:tab/>
       <w:tab/>
-      <w:t>2025-08-23</w:t>
+      <w:t>2025-08-24</w:t>
       <w:br/>
       <w:br/>
     </w:r>

--- a/tillsyn/A 24054-2025 tillsynsbegäran.docx
+++ b/tillsyn/A 24054-2025 tillsynsbegäran.docx
@@ -771,7 +771,7 @@
     <w:r>
       <w:tab/>
       <w:tab/>
-      <w:t>2025-08-24</w:t>
+      <w:t>2025-08-25</w:t>
       <w:br/>
       <w:br/>
     </w:r>

--- a/tillsyn/A 24054-2025 tillsynsbegäran.docx
+++ b/tillsyn/A 24054-2025 tillsynsbegäran.docx
@@ -771,7 +771,7 @@
     <w:r>
       <w:tab/>
       <w:tab/>
-      <w:t>2025-08-25</w:t>
+      <w:t>2025-08-26</w:t>
       <w:br/>
       <w:br/>
     </w:r>

--- a/tillsyn/A 24054-2025 tillsynsbegäran.docx
+++ b/tillsyn/A 24054-2025 tillsynsbegäran.docx
@@ -771,7 +771,7 @@
     <w:r>
       <w:tab/>
       <w:tab/>
-      <w:t>2025-08-26</w:t>
+      <w:t>2025-08-30</w:t>
       <w:br/>
       <w:br/>
     </w:r>

--- a/tillsyn/A 24054-2025 tillsynsbegäran.docx
+++ b/tillsyn/A 24054-2025 tillsynsbegäran.docx
@@ -771,7 +771,7 @@
     <w:r>
       <w:tab/>
       <w:tab/>
-      <w:t>2025-08-30</w:t>
+      <w:t>2025-08-31</w:t>
       <w:br/>
       <w:br/>
     </w:r>

--- a/tillsyn/A 24054-2025 tillsynsbegäran.docx
+++ b/tillsyn/A 24054-2025 tillsynsbegäran.docx
@@ -771,7 +771,7 @@
     <w:r>
       <w:tab/>
       <w:tab/>
-      <w:t>2025-08-31</w:t>
+      <w:t>2025-09-01</w:t>
       <w:br/>
       <w:br/>
     </w:r>

--- a/tillsyn/A 24054-2025 tillsynsbegäran.docx
+++ b/tillsyn/A 24054-2025 tillsynsbegäran.docx
@@ -771,7 +771,7 @@
     <w:r>
       <w:tab/>
       <w:tab/>
-      <w:t>2025-09-01</w:t>
+      <w:t>2025-09-04</w:t>
       <w:br/>
       <w:br/>
     </w:r>

--- a/tillsyn/A 24054-2025 tillsynsbegäran.docx
+++ b/tillsyn/A 24054-2025 tillsynsbegäran.docx
@@ -771,7 +771,7 @@
     <w:r>
       <w:tab/>
       <w:tab/>
-      <w:t>2025-09-04</w:t>
+      <w:t>2025-09-05</w:t>
       <w:br/>
       <w:br/>
     </w:r>

--- a/tillsyn/A 24054-2025 tillsynsbegäran.docx
+++ b/tillsyn/A 24054-2025 tillsynsbegäran.docx
@@ -771,7 +771,7 @@
     <w:r>
       <w:tab/>
       <w:tab/>
-      <w:t>2025-09-05</w:t>
+      <w:t>2025-09-07</w:t>
       <w:br/>
       <w:br/>
     </w:r>

--- a/tillsyn/A 24054-2025 tillsynsbegäran.docx
+++ b/tillsyn/A 24054-2025 tillsynsbegäran.docx
@@ -771,7 +771,7 @@
     <w:r>
       <w:tab/>
       <w:tab/>
-      <w:t>2025-09-07</w:t>
+      <w:t>2025-09-08</w:t>
       <w:br/>
       <w:br/>
     </w:r>

--- a/tillsyn/A 24054-2025 tillsynsbegäran.docx
+++ b/tillsyn/A 24054-2025 tillsynsbegäran.docx
@@ -771,7 +771,7 @@
     <w:r>
       <w:tab/>
       <w:tab/>
-      <w:t>2025-09-08</w:t>
+      <w:t>2025-09-10</w:t>
       <w:br/>
       <w:br/>
     </w:r>

--- a/tillsyn/A 24054-2025 tillsynsbegäran.docx
+++ b/tillsyn/A 24054-2025 tillsynsbegäran.docx
@@ -771,7 +771,7 @@
     <w:r>
       <w:tab/>
       <w:tab/>
-      <w:t>2025-09-10</w:t>
+      <w:t>2025-09-11</w:t>
       <w:br/>
       <w:br/>
     </w:r>

--- a/tillsyn/A 24054-2025 tillsynsbegäran.docx
+++ b/tillsyn/A 24054-2025 tillsynsbegäran.docx
@@ -771,7 +771,7 @@
     <w:r>
       <w:tab/>
       <w:tab/>
-      <w:t>2025-09-11</w:t>
+      <w:t>2025-09-12</w:t>
       <w:br/>
       <w:br/>
     </w:r>
